--- a/Lab2/Отчет_Лабораторная_2.docx
+++ b/Lab2/Отчет_Лабораторная_2.docx
@@ -450,8 +450,113 @@
           <w:color w:val="000000" w:themeColor="text1"/>
           <w:sz w:val="20"/>
           <w:szCs w:val="20"/>
+          <w:lang w:val="ru-RU"/>
         </w:rPr>
       </w:pPr>
+      <w:r>
+        <w:rPr>
+          <w:rFonts w:cs="Times New Roman"/>
+          <w:color w:val="000000" w:themeColor="text1"/>
+          <w:sz w:val="20"/>
+          <w:szCs w:val="20"/>
+        </w:rPr>
+        <w:t>https</w:t>
+      </w:r>
+      <w:r>
+        <w:rPr>
+          <w:rFonts w:cs="Times New Roman"/>
+          <w:color w:val="000000" w:themeColor="text1"/>
+          <w:sz w:val="20"/>
+          <w:szCs w:val="20"/>
+          <w:lang w:val="ru-RU"/>
+        </w:rPr>
+        <w:t>://</w:t>
+      </w:r>
+      <w:r>
+        <w:rPr>
+          <w:rFonts w:cs="Times New Roman"/>
+          <w:color w:val="000000" w:themeColor="text1"/>
+          <w:sz w:val="20"/>
+          <w:szCs w:val="20"/>
+        </w:rPr>
+        <w:t>lab</w:t>
+      </w:r>
+      <w:r>
+        <w:rPr>
+          <w:rFonts w:cs="Times New Roman"/>
+          <w:color w:val="000000" w:themeColor="text1"/>
+          <w:sz w:val="20"/>
+          <w:szCs w:val="20"/>
+          <w:lang w:val="ru-RU"/>
+        </w:rPr>
+        <w:t>2-</w:t>
+      </w:r>
+      <w:r>
+        <w:rPr>
+          <w:rFonts w:cs="Times New Roman"/>
+          <w:color w:val="000000" w:themeColor="text1"/>
+          <w:sz w:val="20"/>
+          <w:szCs w:val="20"/>
+        </w:rPr>
+        <w:t>six</w:t>
+      </w:r>
+      <w:r>
+        <w:rPr>
+          <w:rFonts w:cs="Times New Roman"/>
+          <w:color w:val="000000" w:themeColor="text1"/>
+          <w:sz w:val="20"/>
+          <w:szCs w:val="20"/>
+          <w:lang w:val="ru-RU"/>
+        </w:rPr>
+        <w:t>-</w:t>
+      </w:r>
+      <w:r>
+        <w:rPr>
+          <w:rFonts w:cs="Times New Roman"/>
+          <w:color w:val="000000" w:themeColor="text1"/>
+          <w:sz w:val="20"/>
+          <w:szCs w:val="20"/>
+        </w:rPr>
+        <w:t>sigma</w:t>
+      </w:r>
+      <w:r>
+        <w:rPr>
+          <w:rFonts w:cs="Times New Roman"/>
+          <w:color w:val="000000" w:themeColor="text1"/>
+          <w:sz w:val="20"/>
+          <w:szCs w:val="20"/>
+          <w:lang w:val="ru-RU"/>
+        </w:rPr>
+        <w:t>.</w:t>
+      </w:r>
+      <w:r>
+        <w:rPr>
+          <w:rFonts w:cs="Times New Roman"/>
+          <w:color w:val="000000" w:themeColor="text1"/>
+          <w:sz w:val="20"/>
+          <w:szCs w:val="20"/>
+        </w:rPr>
+        <w:t>vercel</w:t>
+      </w:r>
+      <w:r>
+        <w:rPr>
+          <w:rFonts w:cs="Times New Roman"/>
+          <w:color w:val="000000" w:themeColor="text1"/>
+          <w:sz w:val="20"/>
+          <w:szCs w:val="20"/>
+          <w:lang w:val="ru-RU"/>
+        </w:rPr>
+        <w:t>.</w:t>
+      </w:r>
+      <w:r>
+        <w:rPr>
+          <w:rFonts w:cs="Times New Roman"/>
+          <w:color w:val="000000" w:themeColor="text1"/>
+          <w:sz w:val="20"/>
+          <w:szCs w:val="20"/>
+        </w:rPr>
+        <w:t>app</w:t>
+      </w:r>
     </w:p>
     <w:sectPr>
       <w:pgSz w:w="12240" w:h="15840"/>

--- a/Lab2/Отчет_Лабораторная_2.docx
+++ b/Lab2/Отчет_Лабораторная_2.docx
@@ -420,7 +420,7 @@
           <w:sz w:val="20"/>
           <w:szCs w:val="20"/>
         </w:rPr>
-        <w:t>В ходе работы разработано веб-приложение для получения информации о растровых графических файлах. Реализованы ручные парсеры JPG, GIF, TIFF, BMP, PNG и PCX, проверка сигнатур, получение основных характеристик изображения и разбор TIFF IFD. Для ускорения обработки используется чтение только необходимых участков файлов и Web Workers. Программа разделена на Presentation, Core и Data/Parsing слои, что позволяет независимо изменять интерфейс, логику обработки и парсеры форматов.</w:t>
+        <w:t>В ходе работы разработано веб-приложение для получения информации о растровых графических файлах. Реализованы ручные парсеры JPG, GIF, TIFF, BMP, PNG и PCX, проверка сигнатур, получение основных характеристик изображения и разбор TIFF IFD. Для ускорения обработки используется чтение только необходимых участков файлов и Web Workers. Также разработана матрица квантования JPEG, которая считывается непосредственно из сегментов DQT исходного файла и отображается в виде таблицы 8×8. Матрица позволяет увидеть значения квантования, используемые конкретным JPEG при сжатии, и тем самым дополнительно анализировать параметры JPEG-кодирования. Программа разделена на Presentation, Core и Data/Parsing слои, что позволяет независимо изменять интерфейс, логику обработки и парсеры форматов.</w:t>
       </w:r>
     </w:p>
     <w:p>
@@ -430,6 +430,7 @@
           <w:color w:val="000000" w:themeColor="text1"/>
           <w:sz w:val="20"/>
           <w:szCs w:val="20"/>
+          <w:lang w:val="ru-RU"/>
         </w:rPr>
       </w:pPr>
       <w:r>
@@ -453,15 +454,126 @@
           <w:lang w:val="ru-RU"/>
         </w:rPr>
       </w:pPr>
-      <w:r>
+      <w:hyperlink r:id="rId6" w:history="1">
+        <w:r>
+          <w:rPr>
+            <w:rStyle w:val="aff8"/>
+            <w:rFonts w:cs="Times New Roman"/>
+            <w:sz w:val="20"/>
+            <w:szCs w:val="20"/>
+          </w:rPr>
+          <w:t>https</w:t>
+        </w:r>
+        <w:r>
+          <w:rPr>
+            <w:rStyle w:val="aff8"/>
+            <w:rFonts w:cs="Times New Roman"/>
+            <w:sz w:val="20"/>
+            <w:szCs w:val="20"/>
+            <w:lang w:val="ru-RU"/>
+          </w:rPr>
+          <w:t>://</w:t>
+        </w:r>
+        <w:r>
+          <w:rPr>
+            <w:rStyle w:val="aff8"/>
+            <w:rFonts w:cs="Times New Roman"/>
+            <w:sz w:val="20"/>
+            <w:szCs w:val="20"/>
+          </w:rPr>
+          <w:t>lab</w:t>
+        </w:r>
+        <w:r>
+          <w:rPr>
+            <w:rStyle w:val="aff8"/>
+            <w:rFonts w:cs="Times New Roman"/>
+            <w:sz w:val="20"/>
+            <w:szCs w:val="20"/>
+            <w:lang w:val="ru-RU"/>
+          </w:rPr>
+          <w:t>2-</w:t>
+        </w:r>
+        <w:r>
+          <w:rPr>
+            <w:rStyle w:val="aff8"/>
+            <w:rFonts w:cs="Times New Roman"/>
+            <w:sz w:val="20"/>
+            <w:szCs w:val="20"/>
+          </w:rPr>
+          <w:t>six</w:t>
+        </w:r>
+        <w:r>
+          <w:rPr>
+            <w:rStyle w:val="aff8"/>
+            <w:rFonts w:cs="Times New Roman"/>
+            <w:sz w:val="20"/>
+            <w:szCs w:val="20"/>
+            <w:lang w:val="ru-RU"/>
+          </w:rPr>
+          <w:t>-</w:t>
+        </w:r>
+        <w:r>
+          <w:rPr>
+            <w:rStyle w:val="aff8"/>
+            <w:rFonts w:cs="Times New Roman"/>
+            <w:sz w:val="20"/>
+            <w:szCs w:val="20"/>
+          </w:rPr>
+          <w:t>sigma</w:t>
+        </w:r>
+        <w:r>
+          <w:rPr>
+            <w:rStyle w:val="aff8"/>
+            <w:rFonts w:cs="Times New Roman"/>
+            <w:sz w:val="20"/>
+            <w:szCs w:val="20"/>
+            <w:lang w:val="ru-RU"/>
+          </w:rPr>
+          <w:t>.</w:t>
+        </w:r>
+        <w:proofErr w:type="spellStart"/>
+        <w:r>
+          <w:rPr>
+            <w:rStyle w:val="aff8"/>
+            <w:rFonts w:cs="Times New Roman"/>
+            <w:sz w:val="20"/>
+            <w:szCs w:val="20"/>
+          </w:rPr>
+          <w:t>vercel</w:t>
+        </w:r>
+        <w:proofErr w:type="spellEnd"/>
+        <w:r>
+          <w:rPr>
+            <w:rStyle w:val="aff8"/>
+            <w:rFonts w:cs="Times New Roman"/>
+            <w:sz w:val="20"/>
+            <w:szCs w:val="20"/>
+            <w:lang w:val="ru-RU"/>
+          </w:rPr>
+          <w:t>.</w:t>
+        </w:r>
+        <w:r>
+          <w:rPr>
+            <w:rStyle w:val="aff8"/>
+            <w:rFonts w:cs="Times New Roman"/>
+            <w:sz w:val="20"/>
+            <w:szCs w:val="20"/>
+          </w:rPr>
+          <w:t>app</w:t>
+        </w:r>
+      </w:hyperlink>
+    </w:p>
+    <w:p>
+      <w:pPr>
         <w:rPr>
           <w:rFonts w:cs="Times New Roman"/>
           <w:color w:val="000000" w:themeColor="text1"/>
           <w:sz w:val="20"/>
           <w:szCs w:val="20"/>
+          <w:lang w:val="ru-RU"/>
         </w:rPr>
-        <w:t>https</w:t>
-      </w:r>
+      </w:pPr>
+      <w:proofErr w:type="spellStart"/>
       <w:r>
         <w:rPr>
           <w:rFonts w:cs="Times New Roman"/>
@@ -470,17 +582,9 @@
           <w:szCs w:val="20"/>
           <w:lang w:val="ru-RU"/>
         </w:rPr>
-        <w:t>://</w:t>
+        <w:t>нвдо</w:t>
       </w:r>
-      <w:r>
-        <w:rPr>
-          <w:rFonts w:cs="Times New Roman"/>
-          <w:color w:val="000000" w:themeColor="text1"/>
-          <w:sz w:val="20"/>
-          <w:szCs w:val="20"/>
-        </w:rPr>
-        <w:t>lab</w:t>
-      </w:r>
+      <w:proofErr w:type="spellEnd"/>
       <w:r>
         <w:rPr>
           <w:rFonts w:cs="Times New Roman"/>
@@ -489,17 +593,9 @@
           <w:szCs w:val="20"/>
           <w:lang w:val="ru-RU"/>
         </w:rPr>
-        <w:t>2-</w:t>
+        <w:t xml:space="preserve"> из 3 </w:t>
       </w:r>
-      <w:r>
-        <w:rPr>
-          <w:rFonts w:cs="Times New Roman"/>
-          <w:color w:val="000000" w:themeColor="text1"/>
-          <w:sz w:val="20"/>
-          <w:szCs w:val="20"/>
-        </w:rPr>
-        <w:t>six</w:t>
-      </w:r>
+      <w:proofErr w:type="spellStart"/>
       <w:r>
         <w:rPr>
           <w:rFonts w:cs="Times New Roman"/>
@@ -508,17 +604,9 @@
           <w:szCs w:val="20"/>
           <w:lang w:val="ru-RU"/>
         </w:rPr>
-        <w:t>-</w:t>
+        <w:t>лабв</w:t>
       </w:r>
-      <w:r>
-        <w:rPr>
-          <w:rFonts w:cs="Times New Roman"/>
-          <w:color w:val="000000" w:themeColor="text1"/>
-          <w:sz w:val="20"/>
-          <w:szCs w:val="20"/>
-        </w:rPr>
-        <w:t>sigma</w:t>
-      </w:r>
+      <w:proofErr w:type="spellEnd"/>
       <w:r>
         <w:rPr>
           <w:rFonts w:cs="Times New Roman"/>
@@ -527,17 +615,9 @@
           <w:szCs w:val="20"/>
           <w:lang w:val="ru-RU"/>
         </w:rPr>
-        <w:t>.</w:t>
+        <w:t xml:space="preserve"> методы почитать и подобрать </w:t>
       </w:r>
-      <w:r>
-        <w:rPr>
-          <w:rFonts w:cs="Times New Roman"/>
-          <w:color w:val="000000" w:themeColor="text1"/>
-          <w:sz w:val="20"/>
-          <w:szCs w:val="20"/>
-        </w:rPr>
-        <w:t>vercel</w:t>
-      </w:r>
+      <w:proofErr w:type="spellStart"/>
       <w:r>
         <w:rPr>
           <w:rFonts w:cs="Times New Roman"/>
@@ -546,16 +626,18 @@
           <w:szCs w:val="20"/>
           <w:lang w:val="ru-RU"/>
         </w:rPr>
-        <w:t>.</w:t>
+        <w:t>хорогие</w:t>
       </w:r>
+      <w:proofErr w:type="spellEnd"/>
       <w:r>
         <w:rPr>
           <w:rFonts w:cs="Times New Roman"/>
           <w:color w:val="000000" w:themeColor="text1"/>
           <w:sz w:val="20"/>
           <w:szCs w:val="20"/>
+          <w:lang w:val="ru-RU"/>
         </w:rPr>
-        <w:t>app</w:t>
+        <w:t xml:space="preserve"> изображения </w:t>
       </w:r>
     </w:p>
     <w:sectPr>
@@ -12215,6 +12297,29 @@
       <w:lang w:val="ru-BY" w:eastAsia="ru-RU"/>
     </w:rPr>
   </w:style>
+  <w:style w:type="character" w:styleId="aff8">
+    <w:name w:val="Hyperlink"/>
+    <w:basedOn w:val="a2"/>
+    <w:uiPriority w:val="99"/>
+    <w:unhideWhenUsed/>
+    <w:rsid w:val="00CC6B53"/>
+    <w:rPr>
+      <w:color w:val="0000FF" w:themeColor="hyperlink"/>
+      <w:u w:val="single"/>
+    </w:rPr>
+  </w:style>
+  <w:style w:type="character" w:styleId="aff9">
+    <w:name w:val="Unresolved Mention"/>
+    <w:basedOn w:val="a2"/>
+    <w:uiPriority w:val="99"/>
+    <w:semiHidden/>
+    <w:unhideWhenUsed/>
+    <w:rsid w:val="00CC6B53"/>
+    <w:rPr>
+      <w:color w:val="605E5C"/>
+      <w:shd w:val="clear" w:color="auto" w:fill="E1DFDD"/>
+    </w:rPr>
+  </w:style>
 </w:styles>
 </file>
 

--- a/Lab2/Отчет_Лабораторная_2.docx
+++ b/Lab2/Отчет_Лабораторная_2.docx
@@ -531,7 +531,6 @@
           </w:rPr>
           <w:t>.</w:t>
         </w:r>
-        <w:proofErr w:type="spellStart"/>
         <w:r>
           <w:rPr>
             <w:rStyle w:val="aff8"/>
@@ -541,7 +540,6 @@
           </w:rPr>
           <w:t>vercel</w:t>
         </w:r>
-        <w:proofErr w:type="spellEnd"/>
         <w:r>
           <w:rPr>
             <w:rStyle w:val="aff8"/>
@@ -573,72 +571,6 @@
           <w:lang w:val="ru-RU"/>
         </w:rPr>
       </w:pPr>
-      <w:proofErr w:type="spellStart"/>
-      <w:r>
-        <w:rPr>
-          <w:rFonts w:cs="Times New Roman"/>
-          <w:color w:val="000000" w:themeColor="text1"/>
-          <w:sz w:val="20"/>
-          <w:szCs w:val="20"/>
-          <w:lang w:val="ru-RU"/>
-        </w:rPr>
-        <w:t>нвдо</w:t>
-      </w:r>
-      <w:proofErr w:type="spellEnd"/>
-      <w:r>
-        <w:rPr>
-          <w:rFonts w:cs="Times New Roman"/>
-          <w:color w:val="000000" w:themeColor="text1"/>
-          <w:sz w:val="20"/>
-          <w:szCs w:val="20"/>
-          <w:lang w:val="ru-RU"/>
-        </w:rPr>
-        <w:t xml:space="preserve"> из 3 </w:t>
-      </w:r>
-      <w:proofErr w:type="spellStart"/>
-      <w:r>
-        <w:rPr>
-          <w:rFonts w:cs="Times New Roman"/>
-          <w:color w:val="000000" w:themeColor="text1"/>
-          <w:sz w:val="20"/>
-          <w:szCs w:val="20"/>
-          <w:lang w:val="ru-RU"/>
-        </w:rPr>
-        <w:t>лабв</w:t>
-      </w:r>
-      <w:proofErr w:type="spellEnd"/>
-      <w:r>
-        <w:rPr>
-          <w:rFonts w:cs="Times New Roman"/>
-          <w:color w:val="000000" w:themeColor="text1"/>
-          <w:sz w:val="20"/>
-          <w:szCs w:val="20"/>
-          <w:lang w:val="ru-RU"/>
-        </w:rPr>
-        <w:t xml:space="preserve"> методы почитать и подобрать </w:t>
-      </w:r>
-      <w:proofErr w:type="spellStart"/>
-      <w:r>
-        <w:rPr>
-          <w:rFonts w:cs="Times New Roman"/>
-          <w:color w:val="000000" w:themeColor="text1"/>
-          <w:sz w:val="20"/>
-          <w:szCs w:val="20"/>
-          <w:lang w:val="ru-RU"/>
-        </w:rPr>
-        <w:t>хорогие</w:t>
-      </w:r>
-      <w:proofErr w:type="spellEnd"/>
-      <w:r>
-        <w:rPr>
-          <w:rFonts w:cs="Times New Roman"/>
-          <w:color w:val="000000" w:themeColor="text1"/>
-          <w:sz w:val="20"/>
-          <w:szCs w:val="20"/>
-          <w:lang w:val="ru-RU"/>
-        </w:rPr>
-        <w:t xml:space="preserve"> изображения </w:t>
-      </w:r>
     </w:p>
     <w:sectPr>
       <w:pgSz w:w="12240" w:h="15840"/>
